--- a/docs/manuals/RADAR-上线部署手册.docx
+++ b/docs/manuals/RADAR-上线部署手册.docx
@@ -281,6 +281,7 @@
       </w:tr>
     </w:tbl>
     <w:p>
+      <w:pPr/>
       <w:r>
         <w:br w:type="page"/>
       </w:r>
@@ -741,6 +742,7 @@
       </w:r>
     </w:p>
     <w:p>
+      <w:pPr/>
       <w:r>
         <w:br w:type="page"/>
       </w:r>
@@ -825,7 +827,9 @@
         </w:tc>
       </w:tr>
     </w:tbl>
-    <w:p/>
+    <w:p>
+      <w:pPr/>
+    </w:p>
     <w:p>
       <w:pPr>
         <w:pStyle w:val="Heading1"/>
@@ -1985,97 +1989,72 @@
     </w:p>
     <w:p>
       <w:pPr>
-        <w:pStyle w:val="ListNumber"/>
-        <w:numPr>
-          <w:ilvl w:val="0"/>
-          <w:numId w:val="10"/>
-        </w:numPr>
-        <w:spacing w:before="0" w:after="80" w:line="300" w:lineRule="auto"/>
+        <w:spacing w:before="0" w:after="80" w:line="276" w:lineRule="auto"/>
+        <w:ind w:left="259" w:hanging="259"/>
       </w:pPr>
       <w:r>
         <w:rPr>
-          <w:rFonts w:ascii="Calibri" w:hAnsi="Calibri" w:eastAsia="Microsoft YaHei"/>
-          <w:b w:val="0"/>
-          <w:color w:val="1F1F1F"/>
-          <w:sz w:val="21"/>
+          <w:rFonts w:ascii="PingFang SC" w:hAnsi="PingFang SC" w:eastAsia="PingFang SC" w:cs="PingFang SC"/>
+          <w:color w:val="222B36"/>
+          <w:sz w:val="20"/>
         </w:rPr>
-        <w:t>在仓库根目录复制 .env.example 为 .env。</w:t>
+        <w:t>1. 在仓库根目录复制 .env.example 为 .env。</w:t>
       </w:r>
     </w:p>
     <w:p>
       <w:pPr>
-        <w:pStyle w:val="ListNumber"/>
-        <w:numPr>
-          <w:ilvl w:val="0"/>
-          <w:numId w:val="10"/>
-        </w:numPr>
-        <w:spacing w:before="0" w:after="80" w:line="300" w:lineRule="auto"/>
+        <w:spacing w:before="0" w:after="80" w:line="276" w:lineRule="auto"/>
+        <w:ind w:left="259" w:hanging="259"/>
       </w:pPr>
       <w:r>
         <w:rPr>
-          <w:rFonts w:ascii="Calibri" w:hAnsi="Calibri" w:eastAsia="Microsoft YaHei"/>
-          <w:b w:val="0"/>
-          <w:color w:val="1F1F1F"/>
-          <w:sz w:val="21"/>
+          <w:rFonts w:ascii="PingFang SC" w:hAnsi="PingFang SC" w:eastAsia="PingFang SC" w:cs="PingFang SC"/>
+          <w:color w:val="222B36"/>
+          <w:sz w:val="20"/>
         </w:rPr>
-        <w:t>修改 JWT_SECRET、ADMIN_PASSWORD、RADAR_HTTP_PORT。</w:t>
+        <w:t>2. 修改 JWT_SECRET、ADMIN_PASSWORD、RADAR_HTTP_PORT。</w:t>
       </w:r>
     </w:p>
     <w:p>
       <w:pPr>
-        <w:pStyle w:val="ListNumber"/>
-        <w:numPr>
-          <w:ilvl w:val="0"/>
-          <w:numId w:val="10"/>
-        </w:numPr>
-        <w:spacing w:before="0" w:after="80" w:line="300" w:lineRule="auto"/>
+        <w:spacing w:before="0" w:after="80" w:line="276" w:lineRule="auto"/>
+        <w:ind w:left="259" w:hanging="259"/>
       </w:pPr>
       <w:r>
         <w:rPr>
-          <w:rFonts w:ascii="Calibri" w:hAnsi="Calibri" w:eastAsia="Microsoft YaHei"/>
-          <w:b w:val="0"/>
-          <w:color w:val="1F1F1F"/>
-          <w:sz w:val="21"/>
+          <w:rFonts w:ascii="PingFang SC" w:hAnsi="PingFang SC" w:eastAsia="PingFang SC" w:cs="PingFang SC"/>
+          <w:color w:val="222B36"/>
+          <w:sz w:val="20"/>
         </w:rPr>
-        <w:t>根据数据库方案配置 DB_CLIENT 和数据库连接信息。</w:t>
+        <w:t>3. 根据数据库方案配置 DB_CLIENT 和数据库连接信息。</w:t>
       </w:r>
     </w:p>
     <w:p>
       <w:pPr>
-        <w:pStyle w:val="ListNumber"/>
-        <w:numPr>
-          <w:ilvl w:val="0"/>
-          <w:numId w:val="10"/>
-        </w:numPr>
-        <w:spacing w:before="0" w:after="80" w:line="300" w:lineRule="auto"/>
+        <w:spacing w:before="0" w:after="80" w:line="276" w:lineRule="auto"/>
+        <w:ind w:left="259" w:hanging="259"/>
       </w:pPr>
       <w:r>
         <w:rPr>
-          <w:rFonts w:ascii="Calibri" w:hAnsi="Calibri" w:eastAsia="Microsoft YaHei"/>
-          <w:b w:val="0"/>
-          <w:color w:val="1F1F1F"/>
-          <w:sz w:val="21"/>
+          <w:rFonts w:ascii="PingFang SC" w:hAnsi="PingFang SC" w:eastAsia="PingFang SC" w:cs="PingFang SC"/>
+          <w:color w:val="222B36"/>
+          <w:sz w:val="20"/>
         </w:rPr>
-        <w:t>根据需要配置附件目录、PAMS、CORS、CSP、上传限制和 Vite 参数。</w:t>
+        <w:t>4. 根据需要配置附件目录、PAMS、CORS、CSP、上传限制和 Vite 参数。</w:t>
       </w:r>
     </w:p>
     <w:p>
       <w:pPr>
-        <w:pStyle w:val="ListNumber"/>
-        <w:numPr>
-          <w:ilvl w:val="0"/>
-          <w:numId w:val="10"/>
-        </w:numPr>
-        <w:spacing w:before="0" w:after="80" w:line="300" w:lineRule="auto"/>
+        <w:spacing w:before="0" w:after="80" w:line="276" w:lineRule="auto"/>
+        <w:ind w:left="259" w:hanging="259"/>
       </w:pPr>
       <w:r>
         <w:rPr>
-          <w:rFonts w:ascii="Calibri" w:hAnsi="Calibri" w:eastAsia="Microsoft YaHei"/>
-          <w:b w:val="0"/>
-          <w:color w:val="1F1F1F"/>
-          <w:sz w:val="21"/>
+          <w:rFonts w:ascii="PingFang SC" w:hAnsi="PingFang SC" w:eastAsia="PingFang SC" w:cs="PingFang SC"/>
+          <w:color w:val="222B36"/>
+          <w:sz w:val="20"/>
         </w:rPr>
-        <w:t>保存 .env 后再执行构建或启动。</w:t>
+        <w:t>5. 保存 .env 后再执行构建或启动。</w:t>
       </w:r>
     </w:p>
     <w:tbl>
@@ -2868,116 +2847,86 @@
     </w:p>
     <w:p>
       <w:pPr>
-        <w:pStyle w:val="ListNumber"/>
-        <w:numPr>
-          <w:ilvl w:val="0"/>
-          <w:numId w:val="11"/>
-        </w:numPr>
-        <w:spacing w:before="0" w:after="80" w:line="300" w:lineRule="auto"/>
+        <w:spacing w:before="0" w:after="80" w:line="276" w:lineRule="auto"/>
+        <w:ind w:left="259" w:hanging="259"/>
       </w:pPr>
       <w:r>
         <w:rPr>
-          <w:rFonts w:ascii="Calibri" w:hAnsi="Calibri" w:eastAsia="Microsoft YaHei"/>
-          <w:b w:val="0"/>
-          <w:color w:val="1F1F1F"/>
-          <w:sz w:val="21"/>
+          <w:rFonts w:ascii="PingFang SC" w:hAnsi="PingFang SC" w:eastAsia="PingFang SC" w:cs="PingFang SC"/>
+          <w:color w:val="222B36"/>
+          <w:sz w:val="20"/>
         </w:rPr>
-        <w:t>将代码放置到服务器目标目录。</w:t>
+        <w:t>1. 将代码放置到服务器目标目录。</w:t>
       </w:r>
     </w:p>
     <w:p>
       <w:pPr>
-        <w:pStyle w:val="ListNumber"/>
-        <w:numPr>
-          <w:ilvl w:val="0"/>
-          <w:numId w:val="11"/>
-        </w:numPr>
-        <w:spacing w:before="0" w:after="80" w:line="300" w:lineRule="auto"/>
+        <w:spacing w:before="0" w:after="80" w:line="276" w:lineRule="auto"/>
+        <w:ind w:left="259" w:hanging="259"/>
       </w:pPr>
       <w:r>
         <w:rPr>
-          <w:rFonts w:ascii="Calibri" w:hAnsi="Calibri" w:eastAsia="Microsoft YaHei"/>
-          <w:b w:val="0"/>
-          <w:color w:val="1F1F1F"/>
-          <w:sz w:val="21"/>
+          <w:rFonts w:ascii="PingFang SC" w:hAnsi="PingFang SC" w:eastAsia="PingFang SC" w:cs="PingFang SC"/>
+          <w:color w:val="222B36"/>
+          <w:sz w:val="20"/>
         </w:rPr>
-        <w:t>复制并修改 .env。</w:t>
+        <w:t>2. 复制并修改 .env。</w:t>
       </w:r>
     </w:p>
     <w:p>
       <w:pPr>
-        <w:pStyle w:val="ListNumber"/>
-        <w:numPr>
-          <w:ilvl w:val="0"/>
-          <w:numId w:val="11"/>
-        </w:numPr>
-        <w:spacing w:before="0" w:after="80" w:line="300" w:lineRule="auto"/>
+        <w:spacing w:before="0" w:after="80" w:line="276" w:lineRule="auto"/>
+        <w:ind w:left="259" w:hanging="259"/>
       </w:pPr>
       <w:r>
         <w:rPr>
-          <w:rFonts w:ascii="Calibri" w:hAnsi="Calibri" w:eastAsia="Microsoft YaHei"/>
-          <w:b w:val="0"/>
-          <w:color w:val="1F1F1F"/>
-          <w:sz w:val="21"/>
+          <w:rFonts w:ascii="PingFang SC" w:hAnsi="PingFang SC" w:eastAsia="PingFang SC" w:cs="PingFang SC"/>
+          <w:color w:val="222B36"/>
+          <w:sz w:val="20"/>
         </w:rPr>
-        <w:t>确认 RADAR_DATA_DIR 和 RADAR_ATTACHMENTS_DIR 指向宿主机持久化目录。</w:t>
+        <w:t>3. 确认 RADAR_DATA_DIR 和 RADAR_ATTACHMENTS_DIR 指向宿主机持久化目录。</w:t>
       </w:r>
     </w:p>
     <w:p>
       <w:pPr>
-        <w:pStyle w:val="ListNumber"/>
-        <w:numPr>
-          <w:ilvl w:val="0"/>
-          <w:numId w:val="11"/>
-        </w:numPr>
-        <w:spacing w:before="0" w:after="80" w:line="300" w:lineRule="auto"/>
+        <w:spacing w:before="0" w:after="80" w:line="276" w:lineRule="auto"/>
+        <w:ind w:left="259" w:hanging="259"/>
       </w:pPr>
       <w:r>
         <w:rPr>
-          <w:rFonts w:ascii="Calibri" w:hAnsi="Calibri" w:eastAsia="Microsoft YaHei"/>
-          <w:b w:val="0"/>
-          <w:color w:val="1F1F1F"/>
-          <w:sz w:val="21"/>
+          <w:rFonts w:ascii="PingFang SC" w:hAnsi="PingFang SC" w:eastAsia="PingFang SC" w:cs="PingFang SC"/>
+          <w:color w:val="222B36"/>
+          <w:sz w:val="20"/>
         </w:rPr>
-        <w:t>执行 docker compose up -d --build。</w:t>
+        <w:t>4. 执行 docker compose up -d --build。</w:t>
       </w:r>
     </w:p>
     <w:p>
       <w:pPr>
-        <w:pStyle w:val="ListNumber"/>
-        <w:numPr>
-          <w:ilvl w:val="0"/>
-          <w:numId w:val="11"/>
-        </w:numPr>
-        <w:spacing w:before="0" w:after="80" w:line="300" w:lineRule="auto"/>
+        <w:spacing w:before="0" w:after="80" w:line="276" w:lineRule="auto"/>
+        <w:ind w:left="259" w:hanging="259"/>
       </w:pPr>
       <w:r>
         <w:rPr>
-          <w:rFonts w:ascii="Calibri" w:hAnsi="Calibri" w:eastAsia="Microsoft YaHei"/>
-          <w:b w:val="0"/>
-          <w:color w:val="1F1F1F"/>
-          <w:sz w:val="21"/>
+          <w:rFonts w:ascii="PingFang SC" w:hAnsi="PingFang SC" w:eastAsia="PingFang SC" w:cs="PingFang SC"/>
+          <w:color w:val="222B36"/>
+          <w:sz w:val="20"/>
         </w:rPr>
-        <w:t>访问 http://服务器IP:RADAR_HTTP_PORT。</w:t>
+        <w:t>5. 访问 http://服务器IP:RADAR_HTTP_PORT。</w:t>
       </w:r>
     </w:p>
     <w:p>
       <w:pPr>
-        <w:pStyle w:val="ListNumber"/>
-        <w:numPr>
-          <w:ilvl w:val="0"/>
-          <w:numId w:val="11"/>
-        </w:numPr>
-        <w:spacing w:before="0" w:after="80" w:line="300" w:lineRule="auto"/>
+        <w:spacing w:before="0" w:after="80" w:line="276" w:lineRule="auto"/>
+        <w:ind w:left="259" w:hanging="259"/>
       </w:pPr>
       <w:r>
         <w:rPr>
-          <w:rFonts w:ascii="Calibri" w:hAnsi="Calibri" w:eastAsia="Microsoft YaHei"/>
-          <w:b w:val="0"/>
-          <w:color w:val="1F1F1F"/>
-          <w:sz w:val="21"/>
+          <w:rFonts w:ascii="PingFang SC" w:hAnsi="PingFang SC" w:eastAsia="PingFang SC" w:cs="PingFang SC"/>
+          <w:color w:val="222B36"/>
+          <w:sz w:val="20"/>
         </w:rPr>
-        <w:t>使用初始超级管理员登录，并立即按安全要求修改密码。</w:t>
+        <w:t>6. 使用初始超级管理员登录，并立即按安全要求修改密码。</w:t>
       </w:r>
     </w:p>
     <w:tbl>
@@ -3344,7 +3293,9 @@
         </w:tc>
       </w:tr>
     </w:tbl>
-    <w:p/>
+    <w:p>
+      <w:pPr/>
+    </w:p>
     <w:p>
       <w:pPr>
         <w:pStyle w:val="Heading2"/>
@@ -3637,116 +3588,86 @@
     </w:p>
     <w:p>
       <w:pPr>
-        <w:pStyle w:val="ListNumber"/>
-        <w:numPr>
-          <w:ilvl w:val="0"/>
-          <w:numId w:val="12"/>
-        </w:numPr>
-        <w:spacing w:before="0" w:after="80" w:line="300" w:lineRule="auto"/>
+        <w:spacing w:before="0" w:after="80" w:line="276" w:lineRule="auto"/>
+        <w:ind w:left="259" w:hanging="259"/>
       </w:pPr>
       <w:r>
         <w:rPr>
-          <w:rFonts w:ascii="Calibri" w:hAnsi="Calibri" w:eastAsia="Microsoft YaHei"/>
-          <w:b w:val="0"/>
-          <w:color w:val="1F1F1F"/>
-          <w:sz w:val="21"/>
+          <w:rFonts w:ascii="PingFang SC" w:hAnsi="PingFang SC" w:eastAsia="PingFang SC" w:cs="PingFang SC"/>
+          <w:color w:val="222B36"/>
+          <w:sz w:val="20"/>
         </w:rPr>
-        <w:t>在服务器安装 Node.js 22.5 或以上版本。</w:t>
+        <w:t>1. 在服务器安装 Node.js 22.5 或以上版本。</w:t>
       </w:r>
     </w:p>
     <w:p>
       <w:pPr>
-        <w:pStyle w:val="ListNumber"/>
-        <w:numPr>
-          <w:ilvl w:val="0"/>
-          <w:numId w:val="12"/>
-        </w:numPr>
-        <w:spacing w:before="0" w:after="80" w:line="300" w:lineRule="auto"/>
+        <w:spacing w:before="0" w:after="80" w:line="276" w:lineRule="auto"/>
+        <w:ind w:left="259" w:hanging="259"/>
       </w:pPr>
       <w:r>
         <w:rPr>
-          <w:rFonts w:ascii="Calibri" w:hAnsi="Calibri" w:eastAsia="Microsoft YaHei"/>
-          <w:b w:val="0"/>
-          <w:color w:val="1F1F1F"/>
-          <w:sz w:val="21"/>
+          <w:rFonts w:ascii="PingFang SC" w:hAnsi="PingFang SC" w:eastAsia="PingFang SC" w:cs="PingFang SC"/>
+          <w:color w:val="222B36"/>
+          <w:sz w:val="20"/>
         </w:rPr>
-        <w:t>进入 web 目录执行 npm ci 和 npm run build。</w:t>
+        <w:t>2. 进入 web 目录执行 npm ci 和 npm run build。</w:t>
       </w:r>
     </w:p>
     <w:p>
       <w:pPr>
-        <w:pStyle w:val="ListNumber"/>
-        <w:numPr>
-          <w:ilvl w:val="0"/>
-          <w:numId w:val="12"/>
-        </w:numPr>
-        <w:spacing w:before="0" w:after="80" w:line="300" w:lineRule="auto"/>
+        <w:spacing w:before="0" w:after="80" w:line="276" w:lineRule="auto"/>
+        <w:ind w:left="259" w:hanging="259"/>
       </w:pPr>
       <w:r>
         <w:rPr>
-          <w:rFonts w:ascii="Calibri" w:hAnsi="Calibri" w:eastAsia="Microsoft YaHei"/>
-          <w:b w:val="0"/>
-          <w:color w:val="1F1F1F"/>
-          <w:sz w:val="21"/>
+          <w:rFonts w:ascii="PingFang SC" w:hAnsi="PingFang SC" w:eastAsia="PingFang SC" w:cs="PingFang SC"/>
+          <w:color w:val="222B36"/>
+          <w:sz w:val="20"/>
         </w:rPr>
-        <w:t>进入 server 目录执行 npm ci --omit=dev。</w:t>
+        <w:t>3. 进入 server 目录执行 npm ci --omit=dev。</w:t>
       </w:r>
     </w:p>
     <w:p>
       <w:pPr>
-        <w:pStyle w:val="ListNumber"/>
-        <w:numPr>
-          <w:ilvl w:val="0"/>
-          <w:numId w:val="12"/>
-        </w:numPr>
-        <w:spacing w:before="0" w:after="80" w:line="300" w:lineRule="auto"/>
+        <w:spacing w:before="0" w:after="80" w:line="276" w:lineRule="auto"/>
+        <w:ind w:left="259" w:hanging="259"/>
       </w:pPr>
       <w:r>
         <w:rPr>
-          <w:rFonts w:ascii="Calibri" w:hAnsi="Calibri" w:eastAsia="Microsoft YaHei"/>
-          <w:b w:val="0"/>
-          <w:color w:val="1F1F1F"/>
-          <w:sz w:val="21"/>
+          <w:rFonts w:ascii="PingFang SC" w:hAnsi="PingFang SC" w:eastAsia="PingFang SC" w:cs="PingFang SC"/>
+          <w:color w:val="222B36"/>
+          <w:sz w:val="20"/>
         </w:rPr>
-        <w:t>在仓库根目录准备 .env。</w:t>
+        <w:t>4. 在仓库根目录准备 .env。</w:t>
       </w:r>
     </w:p>
     <w:p>
       <w:pPr>
-        <w:pStyle w:val="ListNumber"/>
-        <w:numPr>
-          <w:ilvl w:val="0"/>
-          <w:numId w:val="12"/>
-        </w:numPr>
-        <w:spacing w:before="0" w:after="80" w:line="300" w:lineRule="auto"/>
+        <w:spacing w:before="0" w:after="80" w:line="276" w:lineRule="auto"/>
+        <w:ind w:left="259" w:hanging="259"/>
       </w:pPr>
       <w:r>
         <w:rPr>
-          <w:rFonts w:ascii="Calibri" w:hAnsi="Calibri" w:eastAsia="Microsoft YaHei"/>
-          <w:b w:val="0"/>
-          <w:color w:val="1F1F1F"/>
-          <w:sz w:val="21"/>
+          <w:rFonts w:ascii="PingFang SC" w:hAnsi="PingFang SC" w:eastAsia="PingFang SC" w:cs="PingFang SC"/>
+          <w:color w:val="222B36"/>
+          <w:sz w:val="20"/>
         </w:rPr>
-        <w:t>执行 NODE_ENV=production npm start 或使用进程管理器启动 server/src/server.js。</w:t>
+        <w:t>5. 执行 NODE_ENV=production npm start 或使用进程管理器启动 server/src/server.js。</w:t>
       </w:r>
     </w:p>
     <w:p>
       <w:pPr>
-        <w:pStyle w:val="ListNumber"/>
-        <w:numPr>
-          <w:ilvl w:val="0"/>
-          <w:numId w:val="12"/>
-        </w:numPr>
-        <w:spacing w:before="0" w:after="80" w:line="300" w:lineRule="auto"/>
+        <w:spacing w:before="0" w:after="80" w:line="276" w:lineRule="auto"/>
+        <w:ind w:left="259" w:hanging="259"/>
       </w:pPr>
       <w:r>
         <w:rPr>
-          <w:rFonts w:ascii="Calibri" w:hAnsi="Calibri" w:eastAsia="Microsoft YaHei"/>
-          <w:b w:val="0"/>
-          <w:color w:val="1F1F1F"/>
-          <w:sz w:val="21"/>
+          <w:rFonts w:ascii="PingFang SC" w:hAnsi="PingFang SC" w:eastAsia="PingFang SC" w:cs="PingFang SC"/>
+          <w:color w:val="222B36"/>
+          <w:sz w:val="20"/>
         </w:rPr>
-        <w:t>配置反向代理或防火墙，使用户可访问后端监听端口。</w:t>
+        <w:t>6. 配置反向代理或防火墙，使用户可访问后端监听端口。</w:t>
       </w:r>
     </w:p>
     <w:tbl>
@@ -4022,77 +3943,72 @@
     </w:p>
     <w:p>
       <w:pPr>
-        <w:pStyle w:val="ListBullet"/>
-        <w:spacing w:before="0" w:after="80" w:line="300" w:lineRule="auto"/>
+        <w:spacing w:before="0" w:after="80" w:line="276" w:lineRule="auto"/>
+        <w:ind w:left="259" w:hanging="259"/>
       </w:pPr>
       <w:r>
         <w:rPr>
-          <w:rFonts w:ascii="Calibri" w:hAnsi="Calibri" w:eastAsia="Microsoft YaHei"/>
-          <w:b w:val="0"/>
-          <w:color w:val="1F1F1F"/>
-          <w:sz w:val="21"/>
+          <w:rFonts w:ascii="PingFang SC" w:hAnsi="PingFang SC" w:eastAsia="PingFang SC" w:cs="PingFang SC"/>
+          <w:color w:val="222B36"/>
+          <w:sz w:val="20"/>
         </w:rPr>
-        <w:t>配置 DB_CLIENT=sqlite。</w:t>
+        <w:t>1. 配置 DB_CLIENT=sqlite。</w:t>
       </w:r>
     </w:p>
     <w:p>
       <w:pPr>
-        <w:pStyle w:val="ListBullet"/>
-        <w:spacing w:before="0" w:after="80" w:line="300" w:lineRule="auto"/>
+        <w:spacing w:before="0" w:after="80" w:line="276" w:lineRule="auto"/>
+        <w:ind w:left="259" w:hanging="259"/>
       </w:pPr>
       <w:r>
         <w:rPr>
-          <w:rFonts w:ascii="Calibri" w:hAnsi="Calibri" w:eastAsia="Microsoft YaHei"/>
-          <w:b w:val="0"/>
-          <w:color w:val="1F1F1F"/>
-          <w:sz w:val="21"/>
+          <w:rFonts w:ascii="PingFang SC" w:hAnsi="PingFang SC" w:eastAsia="PingFang SC" w:cs="PingFang SC"/>
+          <w:color w:val="222B36"/>
+          <w:sz w:val="20"/>
         </w:rPr>
-        <w:t>配置 DB_FILE 指向持久化目录，例如 ./data/radar.db。</w:t>
+        <w:t>2. 配置 DB_FILE 指向持久化目录，例如 ./data/radar.db。</w:t>
       </w:r>
     </w:p>
     <w:p>
       <w:pPr>
-        <w:pStyle w:val="ListBullet"/>
-        <w:spacing w:before="0" w:after="80" w:line="300" w:lineRule="auto"/>
+        <w:spacing w:before="0" w:after="80" w:line="276" w:lineRule="auto"/>
+        <w:ind w:left="259" w:hanging="259"/>
       </w:pPr>
       <w:r>
         <w:rPr>
-          <w:rFonts w:ascii="Calibri" w:hAnsi="Calibri" w:eastAsia="Microsoft YaHei"/>
-          <w:b w:val="0"/>
-          <w:color w:val="1F1F1F"/>
-          <w:sz w:val="21"/>
+          <w:rFonts w:ascii="PingFang SC" w:hAnsi="PingFang SC" w:eastAsia="PingFang SC" w:cs="PingFang SC"/>
+          <w:color w:val="222B36"/>
+          <w:sz w:val="20"/>
         </w:rPr>
-        <w:t>首次启动时系统自动创建数据库并执行迁移。</w:t>
+        <w:t>3. 首次启动时系统自动创建数据库并执行迁移。</w:t>
       </w:r>
     </w:p>
     <w:p>
       <w:pPr>
-        <w:pStyle w:val="ListBullet"/>
-        <w:spacing w:before="0" w:after="80" w:line="300" w:lineRule="auto"/>
+        <w:spacing w:before="0" w:after="80" w:line="276" w:lineRule="auto"/>
+        <w:ind w:left="259" w:hanging="259"/>
       </w:pPr>
       <w:r>
         <w:rPr>
-          <w:rFonts w:ascii="Calibri" w:hAnsi="Calibri" w:eastAsia="Microsoft YaHei"/>
-          <w:b w:val="0"/>
-          <w:color w:val="1F1F1F"/>
-          <w:sz w:val="21"/>
+          <w:rFonts w:ascii="PingFang SC" w:hAnsi="PingFang SC" w:eastAsia="PingFang SC" w:cs="PingFang SC"/>
+          <w:color w:val="222B36"/>
+          <w:sz w:val="20"/>
         </w:rPr>
-        <w:t>升级前必须备份 DB_FILE 和附件目录。</w:t>
+        <w:t>4. 升级前必须备份 DB_FILE 和附件目录。</w:t>
       </w:r>
     </w:p>
     <w:p>
       <w:pPr>
-        <w:pStyle w:val="ListBullet"/>
-        <w:spacing w:before="0" w:after="80" w:line="300" w:lineRule="auto"/>
+        <w:spacing w:before="0" w:after="80" w:line="276" w:lineRule="auto"/>
+        <w:ind w:left="259" w:hanging="259"/>
       </w:pPr>
       <w:r>
         <w:rPr>
-          <w:rFonts w:ascii="Calibri" w:hAnsi="Calibri" w:eastAsia="Microsoft YaHei"/>
-          <w:b w:val="0"/>
-          <w:color w:val="1F1F1F"/>
-          <w:sz w:val="21"/>
+          <w:rFonts w:ascii="PingFang SC" w:hAnsi="PingFang SC" w:eastAsia="PingFang SC" w:cs="PingFang SC"/>
+          <w:color w:val="222B36"/>
+          <w:sz w:val="20"/>
         </w:rPr>
-        <w:t>如使用 Docker，请确保 /app/data 已挂载到宿主机。</w:t>
+        <w:t>5. 如使用 Docker，请确保 /app/data 已挂载到宿主机。</w:t>
       </w:r>
     </w:p>
     <w:p>
@@ -4119,97 +4035,72 @@
     </w:p>
     <w:p>
       <w:pPr>
-        <w:pStyle w:val="ListNumber"/>
-        <w:numPr>
-          <w:ilvl w:val="0"/>
-          <w:numId w:val="13"/>
-        </w:numPr>
-        <w:spacing w:before="0" w:after="80" w:line="300" w:lineRule="auto"/>
+        <w:spacing w:before="0" w:after="80" w:line="276" w:lineRule="auto"/>
+        <w:ind w:left="259" w:hanging="259"/>
       </w:pPr>
       <w:r>
         <w:rPr>
-          <w:rFonts w:ascii="Calibri" w:hAnsi="Calibri" w:eastAsia="Microsoft YaHei"/>
-          <w:b w:val="0"/>
-          <w:color w:val="1F1F1F"/>
-          <w:sz w:val="21"/>
+          <w:rFonts w:ascii="PingFang SC" w:hAnsi="PingFang SC" w:eastAsia="PingFang SC" w:cs="PingFang SC"/>
+          <w:color w:val="222B36"/>
+          <w:sz w:val="20"/>
         </w:rPr>
-        <w:t>在 TDSQL 中创建空库，建议字符集 utf8mb4。</w:t>
+        <w:t>1. 在 TDSQL 中创建空库，建议字符集 utf8mb4。</w:t>
       </w:r>
     </w:p>
     <w:p>
       <w:pPr>
-        <w:pStyle w:val="ListNumber"/>
-        <w:numPr>
-          <w:ilvl w:val="0"/>
-          <w:numId w:val="13"/>
-        </w:numPr>
-        <w:spacing w:before="0" w:after="80" w:line="300" w:lineRule="auto"/>
+        <w:spacing w:before="0" w:after="80" w:line="276" w:lineRule="auto"/>
+        <w:ind w:left="259" w:hanging="259"/>
       </w:pPr>
       <w:r>
         <w:rPr>
-          <w:rFonts w:ascii="Calibri" w:hAnsi="Calibri" w:eastAsia="Microsoft YaHei"/>
-          <w:b w:val="0"/>
-          <w:color w:val="1F1F1F"/>
-          <w:sz w:val="21"/>
+          <w:rFonts w:ascii="PingFang SC" w:hAnsi="PingFang SC" w:eastAsia="PingFang SC" w:cs="PingFang SC"/>
+          <w:color w:val="222B36"/>
+          <w:sz w:val="20"/>
         </w:rPr>
-        <w:t>创建应用账号，并授予目标库必要权限。</w:t>
+        <w:t>2. 创建应用账号，并授予目标库必要权限。</w:t>
       </w:r>
     </w:p>
     <w:p>
       <w:pPr>
-        <w:pStyle w:val="ListNumber"/>
-        <w:numPr>
-          <w:ilvl w:val="0"/>
-          <w:numId w:val="13"/>
-        </w:numPr>
-        <w:spacing w:before="0" w:after="80" w:line="300" w:lineRule="auto"/>
+        <w:spacing w:before="0" w:after="80" w:line="276" w:lineRule="auto"/>
+        <w:ind w:left="259" w:hanging="259"/>
       </w:pPr>
       <w:r>
         <w:rPr>
-          <w:rFonts w:ascii="Calibri" w:hAnsi="Calibri" w:eastAsia="Microsoft YaHei"/>
-          <w:b w:val="0"/>
-          <w:color w:val="1F1F1F"/>
-          <w:sz w:val="21"/>
+          <w:rFonts w:ascii="PingFang SC" w:hAnsi="PingFang SC" w:eastAsia="PingFang SC" w:cs="PingFang SC"/>
+          <w:color w:val="222B36"/>
+          <w:sz w:val="20"/>
         </w:rPr>
-        <w:t>配置 DB_CLIENT=tdsql。</w:t>
+        <w:t>3. 配置 DB_CLIENT=tdsql。</w:t>
       </w:r>
     </w:p>
     <w:p>
       <w:pPr>
-        <w:pStyle w:val="ListNumber"/>
-        <w:numPr>
-          <w:ilvl w:val="0"/>
-          <w:numId w:val="13"/>
-        </w:numPr>
-        <w:spacing w:before="0" w:after="80" w:line="300" w:lineRule="auto"/>
+        <w:spacing w:before="0" w:after="80" w:line="276" w:lineRule="auto"/>
+        <w:ind w:left="259" w:hanging="259"/>
       </w:pPr>
       <w:r>
         <w:rPr>
-          <w:rFonts w:ascii="Calibri" w:hAnsi="Calibri" w:eastAsia="Microsoft YaHei"/>
-          <w:b w:val="0"/>
-          <w:color w:val="1F1F1F"/>
-          <w:sz w:val="21"/>
+          <w:rFonts w:ascii="PingFang SC" w:hAnsi="PingFang SC" w:eastAsia="PingFang SC" w:cs="PingFang SC"/>
+          <w:color w:val="222B36"/>
+          <w:sz w:val="20"/>
         </w:rPr>
-        <w:t>填写 TDSQL_HOST、TDSQL_PORT、TDSQL_DATABASE、TDSQL_USER、TDSQL_PASSWORD。</w:t>
+        <w:t>4. 填写 TDSQL_HOST、TDSQL_PORT、TDSQL_DATABASE、TDSQL_USER、TDSQL_PASSWORD。</w:t>
       </w:r>
     </w:p>
     <w:p>
       <w:pPr>
-        <w:pStyle w:val="ListNumber"/>
-        <w:numPr>
-          <w:ilvl w:val="0"/>
-          <w:numId w:val="13"/>
-        </w:numPr>
-        <w:spacing w:before="0" w:after="80" w:line="300" w:lineRule="auto"/>
+        <w:spacing w:before="0" w:after="80" w:line="276" w:lineRule="auto"/>
+        <w:ind w:left="259" w:hanging="259"/>
       </w:pPr>
       <w:r>
         <w:rPr>
-          <w:rFonts w:ascii="Calibri" w:hAnsi="Calibri" w:eastAsia="Microsoft YaHei"/>
-          <w:b w:val="0"/>
-          <w:color w:val="1F1F1F"/>
-          <w:sz w:val="21"/>
+          <w:rFonts w:ascii="PingFang SC" w:hAnsi="PingFang SC" w:eastAsia="PingFang SC" w:cs="PingFang SC"/>
+          <w:color w:val="222B36"/>
+          <w:sz w:val="20"/>
         </w:rPr>
-        <w:t>首次启动后端，系统会执行 TDSQL 初始化脚本并写入种子数据。</w:t>
+        <w:t>5. 首次启动后端，系统会执行 TDSQL 初始化脚本并写入种子数据。</w:t>
       </w:r>
     </w:p>
     <w:tbl>
@@ -4270,7 +4161,9 @@
         </w:tc>
       </w:tr>
     </w:tbl>
-    <w:p/>
+    <w:p>
+      <w:pPr/>
+    </w:p>
     <w:p>
       <w:pPr>
         <w:pStyle w:val="Heading1"/>
@@ -4797,77 +4690,72 @@
     </w:p>
     <w:p>
       <w:pPr>
-        <w:pStyle w:val="ListBullet"/>
-        <w:spacing w:before="0" w:after="80" w:line="300" w:lineRule="auto"/>
+        <w:spacing w:before="0" w:after="80" w:line="276" w:lineRule="auto"/>
+        <w:ind w:left="259" w:hanging="259"/>
       </w:pPr>
       <w:r>
         <w:rPr>
-          <w:rFonts w:ascii="Calibri" w:hAnsi="Calibri" w:eastAsia="Microsoft YaHei"/>
-          <w:b w:val="0"/>
-          <w:color w:val="1F1F1F"/>
-          <w:sz w:val="21"/>
+          <w:rFonts w:ascii="PingFang SC" w:hAnsi="PingFang SC" w:eastAsia="PingFang SC" w:cs="PingFang SC"/>
+          <w:color w:val="222B36"/>
+          <w:sz w:val="20"/>
         </w:rPr>
-        <w:t>停止服务或确认没有写入操作。</w:t>
+        <w:t>1. 停止服务或确认没有写入操作。</w:t>
       </w:r>
     </w:p>
     <w:p>
       <w:pPr>
-        <w:pStyle w:val="ListBullet"/>
-        <w:spacing w:before="0" w:after="80" w:line="300" w:lineRule="auto"/>
+        <w:spacing w:before="0" w:after="80" w:line="276" w:lineRule="auto"/>
+        <w:ind w:left="259" w:hanging="259"/>
       </w:pPr>
       <w:r>
         <w:rPr>
-          <w:rFonts w:ascii="Calibri" w:hAnsi="Calibri" w:eastAsia="Microsoft YaHei"/>
-          <w:b w:val="0"/>
-          <w:color w:val="1F1F1F"/>
-          <w:sz w:val="21"/>
+          <w:rFonts w:ascii="PingFang SC" w:hAnsi="PingFang SC" w:eastAsia="PingFang SC" w:cs="PingFang SC"/>
+          <w:color w:val="222B36"/>
+          <w:sz w:val="20"/>
         </w:rPr>
-        <w:t>复制 DB_FILE 对应的数据库文件。</w:t>
+        <w:t>2. 复制 DB_FILE 对应的数据库文件。</w:t>
       </w:r>
     </w:p>
     <w:p>
       <w:pPr>
-        <w:pStyle w:val="ListBullet"/>
-        <w:spacing w:before="0" w:after="80" w:line="300" w:lineRule="auto"/>
+        <w:spacing w:before="0" w:after="80" w:line="276" w:lineRule="auto"/>
+        <w:ind w:left="259" w:hanging="259"/>
       </w:pPr>
       <w:r>
         <w:rPr>
-          <w:rFonts w:ascii="Calibri" w:hAnsi="Calibri" w:eastAsia="Microsoft YaHei"/>
-          <w:b w:val="0"/>
-          <w:color w:val="1F1F1F"/>
-          <w:sz w:val="21"/>
+          <w:rFonts w:ascii="PingFang SC" w:hAnsi="PingFang SC" w:eastAsia="PingFang SC" w:cs="PingFang SC"/>
+          <w:color w:val="222B36"/>
+          <w:sz w:val="20"/>
         </w:rPr>
-        <w:t>同时备份 -wal 和 -shm 文件，或先让数据库完成检查点。</w:t>
+        <w:t>3. 同时备份 -wal 和 -shm 文件，或先让数据库完成检查点。</w:t>
       </w:r>
     </w:p>
     <w:p>
       <w:pPr>
-        <w:pStyle w:val="ListBullet"/>
-        <w:spacing w:before="0" w:after="80" w:line="300" w:lineRule="auto"/>
+        <w:spacing w:before="0" w:after="80" w:line="276" w:lineRule="auto"/>
+        <w:ind w:left="259" w:hanging="259"/>
       </w:pPr>
       <w:r>
         <w:rPr>
-          <w:rFonts w:ascii="Calibri" w:hAnsi="Calibri" w:eastAsia="Microsoft YaHei"/>
-          <w:b w:val="0"/>
-          <w:color w:val="1F1F1F"/>
-          <w:sz w:val="21"/>
+          <w:rFonts w:ascii="PingFang SC" w:hAnsi="PingFang SC" w:eastAsia="PingFang SC" w:cs="PingFang SC"/>
+          <w:color w:val="222B36"/>
+          <w:sz w:val="20"/>
         </w:rPr>
-        <w:t>备份 attachments 目录。</w:t>
+        <w:t>4. 备份 attachments 目录。</w:t>
       </w:r>
     </w:p>
     <w:p>
       <w:pPr>
-        <w:pStyle w:val="ListBullet"/>
-        <w:spacing w:before="0" w:after="80" w:line="300" w:lineRule="auto"/>
+        <w:spacing w:before="0" w:after="80" w:line="276" w:lineRule="auto"/>
+        <w:ind w:left="259" w:hanging="259"/>
       </w:pPr>
       <w:r>
         <w:rPr>
-          <w:rFonts w:ascii="Calibri" w:hAnsi="Calibri" w:eastAsia="Microsoft YaHei"/>
-          <w:b w:val="0"/>
-          <w:color w:val="1F1F1F"/>
-          <w:sz w:val="21"/>
+          <w:rFonts w:ascii="PingFang SC" w:hAnsi="PingFang SC" w:eastAsia="PingFang SC" w:cs="PingFang SC"/>
+          <w:color w:val="222B36"/>
+          <w:sz w:val="20"/>
         </w:rPr>
-        <w:t>记录备份时间、版本号和操作人。</w:t>
+        <w:t>5. 记录备份时间、版本号和操作人。</w:t>
       </w:r>
     </w:p>
     <w:p>
@@ -5128,7 +5016,9 @@
         </w:tc>
       </w:tr>
     </w:tbl>
-    <w:p/>
+    <w:p>
+      <w:pPr/>
+    </w:p>
     <w:p>
       <w:pPr>
         <w:pStyle w:val="Heading1"/>
@@ -5139,154 +5029,114 @@
     </w:p>
     <w:p>
       <w:pPr>
-        <w:pStyle w:val="ListNumber"/>
-        <w:numPr>
-          <w:ilvl w:val="0"/>
-          <w:numId w:val="14"/>
-        </w:numPr>
-        <w:spacing w:before="0" w:after="80" w:line="300" w:lineRule="auto"/>
+        <w:spacing w:before="0" w:after="80" w:line="276" w:lineRule="auto"/>
+        <w:ind w:left="259" w:hanging="259"/>
       </w:pPr>
       <w:r>
         <w:rPr>
-          <w:rFonts w:ascii="Calibri" w:hAnsi="Calibri" w:eastAsia="Microsoft YaHei"/>
-          <w:b w:val="0"/>
-          <w:color w:val="1F1F1F"/>
-          <w:sz w:val="21"/>
+          <w:rFonts w:ascii="PingFang SC" w:hAnsi="PingFang SC" w:eastAsia="PingFang SC" w:cs="PingFang SC"/>
+          <w:color w:val="222B36"/>
+          <w:sz w:val="20"/>
         </w:rPr>
-        <w:t>通知业务用户维护窗口。</w:t>
+        <w:t>1. 通知业务用户维护窗口。</w:t>
       </w:r>
     </w:p>
     <w:p>
       <w:pPr>
-        <w:pStyle w:val="ListNumber"/>
-        <w:numPr>
-          <w:ilvl w:val="0"/>
-          <w:numId w:val="14"/>
-        </w:numPr>
-        <w:spacing w:before="0" w:after="80" w:line="300" w:lineRule="auto"/>
+        <w:spacing w:before="0" w:after="80" w:line="276" w:lineRule="auto"/>
+        <w:ind w:left="259" w:hanging="259"/>
       </w:pPr>
       <w:r>
         <w:rPr>
-          <w:rFonts w:ascii="Calibri" w:hAnsi="Calibri" w:eastAsia="Microsoft YaHei"/>
-          <w:b w:val="0"/>
-          <w:color w:val="1F1F1F"/>
-          <w:sz w:val="21"/>
+          <w:rFonts w:ascii="PingFang SC" w:hAnsi="PingFang SC" w:eastAsia="PingFang SC" w:cs="PingFang SC"/>
+          <w:color w:val="222B36"/>
+          <w:sz w:val="20"/>
         </w:rPr>
-        <w:t>备份数据库和附件目录。</w:t>
+        <w:t>2. 备份数据库和附件目录。</w:t>
       </w:r>
     </w:p>
     <w:p>
       <w:pPr>
-        <w:pStyle w:val="ListNumber"/>
-        <w:numPr>
-          <w:ilvl w:val="0"/>
-          <w:numId w:val="14"/>
-        </w:numPr>
-        <w:spacing w:before="0" w:after="80" w:line="300" w:lineRule="auto"/>
+        <w:spacing w:before="0" w:after="80" w:line="276" w:lineRule="auto"/>
+        <w:ind w:left="259" w:hanging="259"/>
       </w:pPr>
       <w:r>
         <w:rPr>
-          <w:rFonts w:ascii="Calibri" w:hAnsi="Calibri" w:eastAsia="Microsoft YaHei"/>
-          <w:b w:val="0"/>
-          <w:color w:val="1F1F1F"/>
-          <w:sz w:val="21"/>
+          <w:rFonts w:ascii="PingFang SC" w:hAnsi="PingFang SC" w:eastAsia="PingFang SC" w:cs="PingFang SC"/>
+          <w:color w:val="222B36"/>
+          <w:sz w:val="20"/>
         </w:rPr>
-        <w:t>拉取或上传新版本代码。</w:t>
+        <w:t>3. 拉取或上传新版本代码。</w:t>
       </w:r>
     </w:p>
     <w:p>
       <w:pPr>
-        <w:pStyle w:val="ListNumber"/>
-        <w:numPr>
-          <w:ilvl w:val="0"/>
-          <w:numId w:val="14"/>
-        </w:numPr>
-        <w:spacing w:before="0" w:after="80" w:line="300" w:lineRule="auto"/>
+        <w:spacing w:before="0" w:after="80" w:line="276" w:lineRule="auto"/>
+        <w:ind w:left="259" w:hanging="259"/>
       </w:pPr>
       <w:r>
         <w:rPr>
-          <w:rFonts w:ascii="Calibri" w:hAnsi="Calibri" w:eastAsia="Microsoft YaHei"/>
-          <w:b w:val="0"/>
-          <w:color w:val="1F1F1F"/>
-          <w:sz w:val="21"/>
+          <w:rFonts w:ascii="PingFang SC" w:hAnsi="PingFang SC" w:eastAsia="PingFang SC" w:cs="PingFang SC"/>
+          <w:color w:val="222B36"/>
+          <w:sz w:val="20"/>
         </w:rPr>
-        <w:t>确认 .env 与新版本环境变量兼容。</w:t>
+        <w:t>4. 确认 .env 与新版本环境变量兼容。</w:t>
       </w:r>
     </w:p>
     <w:p>
       <w:pPr>
-        <w:pStyle w:val="ListNumber"/>
-        <w:numPr>
-          <w:ilvl w:val="0"/>
-          <w:numId w:val="14"/>
-        </w:numPr>
-        <w:spacing w:before="0" w:after="80" w:line="300" w:lineRule="auto"/>
+        <w:spacing w:before="0" w:after="80" w:line="276" w:lineRule="auto"/>
+        <w:ind w:left="259" w:hanging="259"/>
       </w:pPr>
       <w:r>
         <w:rPr>
-          <w:rFonts w:ascii="Calibri" w:hAnsi="Calibri" w:eastAsia="Microsoft YaHei"/>
-          <w:b w:val="0"/>
-          <w:color w:val="1F1F1F"/>
-          <w:sz w:val="21"/>
+          <w:rFonts w:ascii="PingFang SC" w:hAnsi="PingFang SC" w:eastAsia="PingFang SC" w:cs="PingFang SC"/>
+          <w:color w:val="222B36"/>
+          <w:sz w:val="20"/>
         </w:rPr>
-        <w:t>执行后端测试和前端构建。</w:t>
+        <w:t>5. 执行后端测试和前端构建。</w:t>
       </w:r>
     </w:p>
     <w:p>
       <w:pPr>
-        <w:pStyle w:val="ListNumber"/>
-        <w:numPr>
-          <w:ilvl w:val="0"/>
-          <w:numId w:val="14"/>
-        </w:numPr>
-        <w:spacing w:before="0" w:after="80" w:line="300" w:lineRule="auto"/>
+        <w:spacing w:before="0" w:after="80" w:line="276" w:lineRule="auto"/>
+        <w:ind w:left="259" w:hanging="259"/>
       </w:pPr>
       <w:r>
         <w:rPr>
-          <w:rFonts w:ascii="Calibri" w:hAnsi="Calibri" w:eastAsia="Microsoft YaHei"/>
-          <w:b w:val="0"/>
-          <w:color w:val="1F1F1F"/>
-          <w:sz w:val="21"/>
+          <w:rFonts w:ascii="PingFang SC" w:hAnsi="PingFang SC" w:eastAsia="PingFang SC" w:cs="PingFang SC"/>
+          <w:color w:val="222B36"/>
+          <w:sz w:val="20"/>
         </w:rPr>
-        <w:t>重新构建并启动服务。</w:t>
+        <w:t>6. 重新构建并启动服务。</w:t>
       </w:r>
     </w:p>
     <w:p>
       <w:pPr>
-        <w:pStyle w:val="ListNumber"/>
-        <w:numPr>
-          <w:ilvl w:val="0"/>
-          <w:numId w:val="14"/>
-        </w:numPr>
-        <w:spacing w:before="0" w:after="80" w:line="300" w:lineRule="auto"/>
+        <w:spacing w:before="0" w:after="80" w:line="276" w:lineRule="auto"/>
+        <w:ind w:left="259" w:hanging="259"/>
       </w:pPr>
       <w:r>
         <w:rPr>
-          <w:rFonts w:ascii="Calibri" w:hAnsi="Calibri" w:eastAsia="Microsoft YaHei"/>
-          <w:b w:val="0"/>
-          <w:color w:val="1F1F1F"/>
-          <w:sz w:val="21"/>
+          <w:rFonts w:ascii="PingFang SC" w:hAnsi="PingFang SC" w:eastAsia="PingFang SC" w:cs="PingFang SC"/>
+          <w:color w:val="222B36"/>
+          <w:sz w:val="20"/>
         </w:rPr>
-        <w:t>观察启动日志，确认迁移和种子执行成功。</w:t>
+        <w:t>7. 观察启动日志，确认迁移和种子执行成功。</w:t>
       </w:r>
     </w:p>
     <w:p>
       <w:pPr>
-        <w:pStyle w:val="ListNumber"/>
-        <w:numPr>
-          <w:ilvl w:val="0"/>
-          <w:numId w:val="14"/>
-        </w:numPr>
-        <w:spacing w:before="0" w:after="80" w:line="300" w:lineRule="auto"/>
+        <w:spacing w:before="0" w:after="80" w:line="276" w:lineRule="auto"/>
+        <w:ind w:left="259" w:hanging="259"/>
       </w:pPr>
       <w:r>
         <w:rPr>
-          <w:rFonts w:ascii="Calibri" w:hAnsi="Calibri" w:eastAsia="Microsoft YaHei"/>
-          <w:b w:val="0"/>
-          <w:color w:val="1F1F1F"/>
-          <w:sz w:val="21"/>
+          <w:rFonts w:ascii="PingFang SC" w:hAnsi="PingFang SC" w:eastAsia="PingFang SC" w:cs="PingFang SC"/>
+          <w:color w:val="222B36"/>
+          <w:sz w:val="20"/>
         </w:rPr>
-        <w:t>完成上线后执行验证清单。</w:t>
+        <w:t>8. 完成上线后执行验证清单。</w:t>
       </w:r>
     </w:p>
     <w:tbl>
@@ -6417,135 +6267,100 @@
     </w:p>
     <w:p>
       <w:pPr>
-        <w:pStyle w:val="ListNumber"/>
-        <w:numPr>
-          <w:ilvl w:val="0"/>
-          <w:numId w:val="15"/>
-        </w:numPr>
-        <w:spacing w:before="0" w:after="80" w:line="300" w:lineRule="auto"/>
+        <w:spacing w:before="0" w:after="80" w:line="276" w:lineRule="auto"/>
+        <w:ind w:left="259" w:hanging="259"/>
       </w:pPr>
       <w:r>
         <w:rPr>
-          <w:rFonts w:ascii="Calibri" w:hAnsi="Calibri" w:eastAsia="Microsoft YaHei"/>
-          <w:b w:val="0"/>
-          <w:color w:val="1F1F1F"/>
-          <w:sz w:val="21"/>
+          <w:rFonts w:ascii="PingFang SC" w:hAnsi="PingFang SC" w:eastAsia="PingFang SC" w:cs="PingFang SC"/>
+          <w:color w:val="222B36"/>
+          <w:sz w:val="20"/>
         </w:rPr>
-        <w:t>停止当前服务。</w:t>
+        <w:t>1. 停止当前服务。</w:t>
       </w:r>
     </w:p>
     <w:p>
       <w:pPr>
-        <w:pStyle w:val="ListNumber"/>
-        <w:numPr>
-          <w:ilvl w:val="0"/>
-          <w:numId w:val="15"/>
-        </w:numPr>
-        <w:spacing w:before="0" w:after="80" w:line="300" w:lineRule="auto"/>
+        <w:spacing w:before="0" w:after="80" w:line="276" w:lineRule="auto"/>
+        <w:ind w:left="259" w:hanging="259"/>
       </w:pPr>
       <w:r>
         <w:rPr>
-          <w:rFonts w:ascii="Calibri" w:hAnsi="Calibri" w:eastAsia="Microsoft YaHei"/>
-          <w:b w:val="0"/>
-          <w:color w:val="1F1F1F"/>
-          <w:sz w:val="21"/>
+          <w:rFonts w:ascii="PingFang SC" w:hAnsi="PingFang SC" w:eastAsia="PingFang SC" w:cs="PingFang SC"/>
+          <w:color w:val="222B36"/>
+          <w:sz w:val="20"/>
         </w:rPr>
-        <w:t>恢复上一版本代码或镜像。</w:t>
+        <w:t>2. 恢复上一版本代码或镜像。</w:t>
       </w:r>
     </w:p>
     <w:p>
       <w:pPr>
-        <w:pStyle w:val="ListNumber"/>
-        <w:numPr>
-          <w:ilvl w:val="0"/>
-          <w:numId w:val="15"/>
-        </w:numPr>
-        <w:spacing w:before="0" w:after="80" w:line="300" w:lineRule="auto"/>
+        <w:spacing w:before="0" w:after="80" w:line="276" w:lineRule="auto"/>
+        <w:ind w:left="259" w:hanging="259"/>
       </w:pPr>
       <w:r>
         <w:rPr>
-          <w:rFonts w:ascii="Calibri" w:hAnsi="Calibri" w:eastAsia="Microsoft YaHei"/>
-          <w:b w:val="0"/>
-          <w:color w:val="1F1F1F"/>
-          <w:sz w:val="21"/>
+          <w:rFonts w:ascii="PingFang SC" w:hAnsi="PingFang SC" w:eastAsia="PingFang SC" w:cs="PingFang SC"/>
+          <w:color w:val="222B36"/>
+          <w:sz w:val="20"/>
         </w:rPr>
-        <w:t>恢复上线前数据库备份。</w:t>
+        <w:t>3. 恢复上线前数据库备份。</w:t>
       </w:r>
     </w:p>
     <w:p>
       <w:pPr>
-        <w:pStyle w:val="ListNumber"/>
-        <w:numPr>
-          <w:ilvl w:val="0"/>
-          <w:numId w:val="15"/>
-        </w:numPr>
-        <w:spacing w:before="0" w:after="80" w:line="300" w:lineRule="auto"/>
+        <w:spacing w:before="0" w:after="80" w:line="276" w:lineRule="auto"/>
+        <w:ind w:left="259" w:hanging="259"/>
       </w:pPr>
       <w:r>
         <w:rPr>
-          <w:rFonts w:ascii="Calibri" w:hAnsi="Calibri" w:eastAsia="Microsoft YaHei"/>
-          <w:b w:val="0"/>
-          <w:color w:val="1F1F1F"/>
-          <w:sz w:val="21"/>
+          <w:rFonts w:ascii="PingFang SC" w:hAnsi="PingFang SC" w:eastAsia="PingFang SC" w:cs="PingFang SC"/>
+          <w:color w:val="222B36"/>
+          <w:sz w:val="20"/>
         </w:rPr>
-        <w:t>恢复上线前附件目录备份。</w:t>
+        <w:t>4. 恢复上线前附件目录备份。</w:t>
       </w:r>
     </w:p>
     <w:p>
       <w:pPr>
-        <w:pStyle w:val="ListNumber"/>
-        <w:numPr>
-          <w:ilvl w:val="0"/>
-          <w:numId w:val="15"/>
-        </w:numPr>
-        <w:spacing w:before="0" w:after="80" w:line="300" w:lineRule="auto"/>
+        <w:spacing w:before="0" w:after="80" w:line="276" w:lineRule="auto"/>
+        <w:ind w:left="259" w:hanging="259"/>
       </w:pPr>
       <w:r>
         <w:rPr>
-          <w:rFonts w:ascii="Calibri" w:hAnsi="Calibri" w:eastAsia="Microsoft YaHei"/>
-          <w:b w:val="0"/>
-          <w:color w:val="1F1F1F"/>
-          <w:sz w:val="21"/>
+          <w:rFonts w:ascii="PingFang SC" w:hAnsi="PingFang SC" w:eastAsia="PingFang SC" w:cs="PingFang SC"/>
+          <w:color w:val="222B36"/>
+          <w:sz w:val="20"/>
         </w:rPr>
-        <w:t>启动上一版本服务。</w:t>
+        <w:t>5. 启动上一版本服务。</w:t>
       </w:r>
     </w:p>
     <w:p>
       <w:pPr>
-        <w:pStyle w:val="ListNumber"/>
-        <w:numPr>
-          <w:ilvl w:val="0"/>
-          <w:numId w:val="15"/>
-        </w:numPr>
-        <w:spacing w:before="0" w:after="80" w:line="300" w:lineRule="auto"/>
+        <w:spacing w:before="0" w:after="80" w:line="276" w:lineRule="auto"/>
+        <w:ind w:left="259" w:hanging="259"/>
       </w:pPr>
       <w:r>
         <w:rPr>
-          <w:rFonts w:ascii="Calibri" w:hAnsi="Calibri" w:eastAsia="Microsoft YaHei"/>
-          <w:b w:val="0"/>
-          <w:color w:val="1F1F1F"/>
-          <w:sz w:val="21"/>
+          <w:rFonts w:ascii="PingFang SC" w:hAnsi="PingFang SC" w:eastAsia="PingFang SC" w:cs="PingFang SC"/>
+          <w:color w:val="222B36"/>
+          <w:sz w:val="20"/>
         </w:rPr>
-        <w:t>执行健康检查、登录检查和关键业务页面检查。</w:t>
+        <w:t>6. 执行健康检查、登录检查和关键业务页面检查。</w:t>
       </w:r>
     </w:p>
     <w:p>
       <w:pPr>
-        <w:pStyle w:val="ListNumber"/>
-        <w:numPr>
-          <w:ilvl w:val="0"/>
-          <w:numId w:val="15"/>
-        </w:numPr>
-        <w:spacing w:before="0" w:after="80" w:line="300" w:lineRule="auto"/>
+        <w:spacing w:before="0" w:after="80" w:line="276" w:lineRule="auto"/>
+        <w:ind w:left="259" w:hanging="259"/>
       </w:pPr>
       <w:r>
         <w:rPr>
-          <w:rFonts w:ascii="Calibri" w:hAnsi="Calibri" w:eastAsia="Microsoft YaHei"/>
-          <w:b w:val="0"/>
-          <w:color w:val="1F1F1F"/>
-          <w:sz w:val="21"/>
+          <w:rFonts w:ascii="PingFang SC" w:hAnsi="PingFang SC" w:eastAsia="PingFang SC" w:cs="PingFang SC"/>
+          <w:color w:val="222B36"/>
+          <w:sz w:val="20"/>
         </w:rPr>
-        <w:t>记录回退原因、时间、操作人和恢复结果。</w:t>
+        <w:t>7. 记录回退原因、时间、操作人和恢复结果。</w:t>
       </w:r>
     </w:p>
     <w:tbl>
@@ -6606,7 +6421,9 @@
         </w:tc>
       </w:tr>
     </w:tbl>
-    <w:p/>
+    <w:p>
+      <w:pPr/>
+    </w:p>
     <w:p>
       <w:pPr>
         <w:pStyle w:val="Heading1"/>
@@ -6617,92 +6434,86 @@
     </w:p>
     <w:p>
       <w:pPr>
-        <w:pStyle w:val="ListBullet"/>
-        <w:spacing w:before="0" w:after="80" w:line="300" w:lineRule="auto"/>
+        <w:spacing w:before="0" w:after="80" w:line="276" w:lineRule="auto"/>
+        <w:ind w:left="259" w:hanging="259"/>
       </w:pPr>
       <w:r>
         <w:rPr>
-          <w:rFonts w:ascii="Calibri" w:hAnsi="Calibri" w:eastAsia="Microsoft YaHei"/>
-          <w:b w:val="0"/>
-          <w:color w:val="1F1F1F"/>
-          <w:sz w:val="21"/>
+          <w:rFonts w:ascii="PingFang SC" w:hAnsi="PingFang SC" w:eastAsia="PingFang SC" w:cs="PingFang SC"/>
+          <w:color w:val="222B36"/>
+          <w:sz w:val="20"/>
         </w:rPr>
-        <w:t>定期检查容器或进程存活状态。</w:t>
+        <w:t>1. 定期检查容器或进程存活状态。</w:t>
       </w:r>
     </w:p>
     <w:p>
       <w:pPr>
-        <w:pStyle w:val="ListBullet"/>
-        <w:spacing w:before="0" w:after="80" w:line="300" w:lineRule="auto"/>
+        <w:spacing w:before="0" w:after="80" w:line="276" w:lineRule="auto"/>
+        <w:ind w:left="259" w:hanging="259"/>
       </w:pPr>
       <w:r>
         <w:rPr>
-          <w:rFonts w:ascii="Calibri" w:hAnsi="Calibri" w:eastAsia="Microsoft YaHei"/>
-          <w:b w:val="0"/>
-          <w:color w:val="1F1F1F"/>
-          <w:sz w:val="21"/>
+          <w:rFonts w:ascii="PingFang SC" w:hAnsi="PingFang SC" w:eastAsia="PingFang SC" w:cs="PingFang SC"/>
+          <w:color w:val="222B36"/>
+          <w:sz w:val="20"/>
         </w:rPr>
-        <w:t>定期检查磁盘空间，尤其是 data 和 attachments 目录。</w:t>
+        <w:t>2. 定期检查磁盘空间，尤其是 data 和 attachments 目录。</w:t>
       </w:r>
     </w:p>
     <w:p>
       <w:pPr>
-        <w:pStyle w:val="ListBullet"/>
-        <w:spacing w:before="0" w:after="80" w:line="300" w:lineRule="auto"/>
+        <w:spacing w:before="0" w:after="80" w:line="276" w:lineRule="auto"/>
+        <w:ind w:left="259" w:hanging="259"/>
       </w:pPr>
       <w:r>
         <w:rPr>
-          <w:rFonts w:ascii="Calibri" w:hAnsi="Calibri" w:eastAsia="Microsoft YaHei"/>
-          <w:b w:val="0"/>
-          <w:color w:val="1F1F1F"/>
-          <w:sz w:val="21"/>
+          <w:rFonts w:ascii="PingFang SC" w:hAnsi="PingFang SC" w:eastAsia="PingFang SC" w:cs="PingFang SC"/>
+          <w:color w:val="222B36"/>
+          <w:sz w:val="20"/>
         </w:rPr>
-        <w:t>定期备份数据库与附件。</w:t>
+        <w:t>3. 定期备份数据库与附件。</w:t>
       </w:r>
     </w:p>
     <w:p>
       <w:pPr>
-        <w:pStyle w:val="ListBullet"/>
-        <w:spacing w:before="0" w:after="80" w:line="300" w:lineRule="auto"/>
+        <w:spacing w:before="0" w:after="80" w:line="276" w:lineRule="auto"/>
+        <w:ind w:left="259" w:hanging="259"/>
       </w:pPr>
       <w:r>
         <w:rPr>
-          <w:rFonts w:ascii="Calibri" w:hAnsi="Calibri" w:eastAsia="Microsoft YaHei"/>
-          <w:b w:val="0"/>
-          <w:color w:val="1F1F1F"/>
-          <w:sz w:val="21"/>
+          <w:rFonts w:ascii="PingFang SC" w:hAnsi="PingFang SC" w:eastAsia="PingFang SC" w:cs="PingFang SC"/>
+          <w:color w:val="222B36"/>
+          <w:sz w:val="20"/>
         </w:rPr>
-        <w:t>关注服务日志中的迁移失败、登录失败、PAMS 同步失败和上传异常。</w:t>
+        <w:t>4. 关注服务日志中的迁移失败、登录失败、PAMS 同步失败和上传异常。</w:t>
       </w:r>
     </w:p>
     <w:p>
       <w:pPr>
-        <w:pStyle w:val="ListBullet"/>
-        <w:spacing w:before="0" w:after="80" w:line="300" w:lineRule="auto"/>
+        <w:spacing w:before="0" w:after="80" w:line="276" w:lineRule="auto"/>
+        <w:ind w:left="259" w:hanging="259"/>
       </w:pPr>
       <w:r>
         <w:rPr>
-          <w:rFonts w:ascii="Calibri" w:hAnsi="Calibri" w:eastAsia="Microsoft YaHei"/>
-          <w:b w:val="0"/>
-          <w:color w:val="1F1F1F"/>
-          <w:sz w:val="21"/>
+          <w:rFonts w:ascii="PingFang SC" w:hAnsi="PingFang SC" w:eastAsia="PingFang SC" w:cs="PingFang SC"/>
+          <w:color w:val="222B36"/>
+          <w:sz w:val="20"/>
         </w:rPr>
-        <w:t>定期检查管理员账号和角色权限。</w:t>
+        <w:t>5. 定期检查管理员账号和角色权限。</w:t>
       </w:r>
     </w:p>
     <w:p>
       <w:pPr>
-        <w:pStyle w:val="ListBullet"/>
-        <w:spacing w:before="0" w:after="80" w:line="300" w:lineRule="auto"/>
+        <w:spacing w:before="0" w:after="80" w:line="276" w:lineRule="auto"/>
+        <w:ind w:left="259" w:hanging="259"/>
       </w:pPr>
       <w:r>
         <w:rPr>
-          <w:rFonts w:ascii="Calibri" w:hAnsi="Calibri" w:eastAsia="Microsoft YaHei"/>
-          <w:b w:val="0"/>
-          <w:color w:val="1F1F1F"/>
-          <w:sz w:val="21"/>
+          <w:rFonts w:ascii="PingFang SC" w:hAnsi="PingFang SC" w:eastAsia="PingFang SC" w:cs="PingFang SC"/>
+          <w:color w:val="222B36"/>
+          <w:sz w:val="20"/>
         </w:rPr>
-        <w:t>生产环境不要使用示例密钥和示例密码。</w:t>
+        <w:t>6. 生产环境不要使用示例密钥和示例密码。</w:t>
       </w:r>
     </w:p>
     <w:p>

--- a/docs/manuals/RADAR-上线部署手册.docx
+++ b/docs/manuals/RADAR-上线部署手册.docx
@@ -739,6 +739,12 @@
         <w:t>十五、常见故障处理</w:t>
         <w:tab/>
         <w:t>9</w:t>
+      </w:r>
+      <w:r>
+        <w:br/>
+        <w:t>十六、GHCR 离线部署</w:t>
+        <w:tab/>
+        <w:t>10</w:t>
       </w:r>
     </w:p>
     <w:p>
@@ -6944,6 +6950,583 @@
         </w:tc>
       </w:tr>
     </w:tbl>
+    <w:p>
+      <w:r>
+        <w:br w:type="page"/>
+      </w:r>
+    </w:p>
+    <w:p>
+      <w:pPr>
+        <w:pStyle w:val="Heading1"/>
+      </w:pPr>
+      <w:r>
+        <w:t>十六、GHCR 离线部署</w:t>
+      </w:r>
+    </w:p>
+    <w:p>
+      <w:pPr>
+        <w:spacing w:after="80"/>
+      </w:pPr>
+      <w:r>
+        <w:t>本方案适用于目标服务器完全无法访问互联网、但可通过 U 盘或受控离线介质接收文件的部署场景。镜像在可联网的构建或下载机器上从 GitHub Container Registry（GHCR）获取，目标服务器仅导入并启动镜像，不在离线环境执行构建。</w:t>
+      </w:r>
+    </w:p>
+    <w:p>
+      <w:pPr>
+        <w:pStyle w:val="Heading2"/>
+      </w:pPr>
+      <w:r>
+        <w:t>16.1 前提条件与镜像地址</w:t>
+      </w:r>
+    </w:p>
+    <w:p>
+      <w:pPr>
+        <w:spacing w:after="80"/>
+      </w:pPr>
+      <w:r>
+        <w:t>RADAR 的 GHCR 镜像地址如下：</w:t>
+      </w:r>
+    </w:p>
+    <w:p>
+      <w:pPr>
+        <w:spacing w:before="40" w:after="100"/>
+        <w:ind w:left="280"/>
+        <w:shd w:fill="F3F6F8"/>
+      </w:pPr>
+      <w:r>
+        <w:rPr>
+          <w:rFonts w:ascii="Courier New" w:hAnsi="Courier New"/>
+          <w:sz w:val="17"/>
+        </w:rPr>
+        <w:t>ghcr.io/2guan/radar:latest</w:t>
+      </w:r>
+    </w:p>
+    <w:p>
+      <w:pPr>
+        <w:spacing w:after="80"/>
+      </w:pPr>
+      <w:r>
+        <w:t>可联网机器与离线服务器应使用相同的 CPU 架构；例如，目标服务器为 x86_64（amd64）时，应下载 amd64 镜像。离线服务器需预先安装 Docker Engine 和 Docker Compose 插件；如镜像为私有镜像，可联网机器还需准备具有 packages:read 权限的 GitHub Personal Access Token。</w:t>
+      </w:r>
+    </w:p>
+    <w:p>
+      <w:pPr>
+        <w:pStyle w:val="Heading2"/>
+      </w:pPr>
+      <w:r>
+        <w:t>16.2 在可联网机器下载并导出镜像</w:t>
+      </w:r>
+    </w:p>
+    <w:p>
+      <w:pPr>
+        <w:spacing w:after="80"/>
+      </w:pPr>
+      <w:r>
+        <w:t>在可联网机器执行以下命令。私有镜像请先登录 GHCR；公开镜像可跳过登录步骤。</w:t>
+      </w:r>
+    </w:p>
+    <w:p>
+      <w:pPr>
+        <w:spacing w:before="40" w:after="100"/>
+        <w:ind w:left="280"/>
+        <w:shd w:fill="F3F6F8"/>
+      </w:pPr>
+      <w:r>
+        <w:rPr>
+          <w:rFonts w:ascii="Courier New" w:hAnsi="Courier New"/>
+          <w:sz w:val="17"/>
+        </w:rPr>
+        <w:t>docker login ghcr.io -u 2guan</w:t>
+        <w:br/>
+      </w:r>
+      <w:r>
+        <w:rPr>
+          <w:rFonts w:ascii="Courier New" w:hAnsi="Courier New"/>
+          <w:sz w:val="17"/>
+        </w:rPr>
+        <w:t>docker pull ghcr.io/2guan/radar:latest</w:t>
+        <w:br/>
+      </w:r>
+      <w:r>
+        <w:rPr>
+          <w:rFonts w:ascii="Courier New" w:hAnsi="Courier New"/>
+          <w:sz w:val="17"/>
+        </w:rPr>
+        <w:t>docker save -o radar-image.tar ghcr.io/2guan/radar:latest</w:t>
+        <w:br/>
+      </w:r>
+      <w:r>
+        <w:rPr>
+          <w:rFonts w:ascii="Courier New" w:hAnsi="Courier New"/>
+          <w:sz w:val="17"/>
+        </w:rPr>
+        <w:t>sha256sum radar-image.tar &gt; SHA256SUMS</w:t>
+      </w:r>
+    </w:p>
+    <w:p>
+      <w:pPr>
+        <w:spacing w:after="80"/>
+      </w:pPr>
+      <w:r>
+        <w:t>将 radar-image.tar、SHA256SUMS、docker-compose.yml 和 .env.example 一并复制到离线介质。macOS 上可将最后一条命令替换为：</w:t>
+      </w:r>
+    </w:p>
+    <w:p>
+      <w:pPr>
+        <w:spacing w:before="40" w:after="100"/>
+        <w:ind w:left="280"/>
+        <w:shd w:fill="F3F6F8"/>
+      </w:pPr>
+      <w:r>
+        <w:rPr>
+          <w:rFonts w:ascii="Courier New" w:hAnsi="Courier New"/>
+          <w:sz w:val="17"/>
+        </w:rPr>
+        <w:t>shasum -a 256 radar-image.tar &gt; SHA256SUMS</w:t>
+      </w:r>
+    </w:p>
+    <w:tbl>
+      <w:tblPr>
+        <w:tblStyle w:val="TableGrid"/>
+        <w:tblW w:type="auto" w:w="0"/>
+        <w:tblLook w:firstColumn="1" w:firstRow="1" w:lastColumn="0" w:lastRow="0" w:noHBand="0" w:noVBand="1" w:val="04A0"/>
+      </w:tblPr>
+      <w:tblGrid>
+        <w:gridCol w:w="4680"/>
+        <w:gridCol w:w="4680"/>
+      </w:tblGrid>
+      <w:tr>
+        <w:tc>
+          <w:tcPr>
+            <w:tcW w:type="dxa" w:w="4680"/>
+            <w:shd w:fill="DCE6F1"/>
+          </w:tcPr>
+          <w:p>
+            <w:pPr>
+              <w:spacing w:after="0"/>
+              <w:jc w:val="left"/>
+            </w:pPr>
+            <w:r>
+              <w:rPr>
+                <w:rFonts w:ascii="Microsoft YaHei" w:hAnsi="Microsoft YaHei" w:eastAsia="Microsoft YaHei"/>
+                <w:b/>
+                <w:sz w:val="19"/>
+              </w:rPr>
+              <w:t>离线介质文件</w:t>
+            </w:r>
+          </w:p>
+        </w:tc>
+        <w:tc>
+          <w:tcPr>
+            <w:tcW w:type="dxa" w:w="4680"/>
+            <w:shd w:fill="DCE6F1"/>
+          </w:tcPr>
+          <w:p>
+            <w:pPr>
+              <w:spacing w:after="0"/>
+              <w:jc w:val="left"/>
+            </w:pPr>
+            <w:r>
+              <w:rPr>
+                <w:rFonts w:ascii="Microsoft YaHei" w:hAnsi="Microsoft YaHei" w:eastAsia="Microsoft YaHei"/>
+                <w:b/>
+                <w:sz w:val="19"/>
+              </w:rPr>
+              <w:t>用途</w:t>
+            </w:r>
+          </w:p>
+        </w:tc>
+      </w:tr>
+      <w:tr>
+        <w:tc>
+          <w:tcPr>
+            <w:tcW w:type="dxa" w:w="4680"/>
+          </w:tcPr>
+          <w:p>
+            <w:pPr>
+              <w:spacing w:after="0"/>
+              <w:jc w:val="left"/>
+            </w:pPr>
+            <w:r>
+              <w:rPr>
+                <w:rFonts w:ascii="Microsoft YaHei" w:hAnsi="Microsoft YaHei" w:eastAsia="Microsoft YaHei"/>
+                <w:b w:val="0"/>
+                <w:sz w:val="19"/>
+              </w:rPr>
+              <w:t>radar-image.tar</w:t>
+            </w:r>
+          </w:p>
+        </w:tc>
+        <w:tc>
+          <w:tcPr>
+            <w:tcW w:type="dxa" w:w="4680"/>
+          </w:tcPr>
+          <w:p>
+            <w:pPr>
+              <w:spacing w:after="0"/>
+              <w:jc w:val="left"/>
+            </w:pPr>
+            <w:r>
+              <w:rPr>
+                <w:rFonts w:ascii="Microsoft YaHei" w:hAnsi="Microsoft YaHei" w:eastAsia="Microsoft YaHei"/>
+                <w:b w:val="0"/>
+                <w:sz w:val="19"/>
+              </w:rPr>
+              <w:t>RADAR 应用镜像离线包。</w:t>
+            </w:r>
+          </w:p>
+        </w:tc>
+      </w:tr>
+      <w:tr>
+        <w:tc>
+          <w:tcPr>
+            <w:tcW w:type="dxa" w:w="4680"/>
+          </w:tcPr>
+          <w:p>
+            <w:pPr>
+              <w:spacing w:after="0"/>
+              <w:jc w:val="left"/>
+            </w:pPr>
+            <w:r>
+              <w:rPr>
+                <w:rFonts w:ascii="Microsoft YaHei" w:hAnsi="Microsoft YaHei" w:eastAsia="Microsoft YaHei"/>
+                <w:b w:val="0"/>
+                <w:sz w:val="19"/>
+              </w:rPr>
+              <w:t>SHA256SUMS</w:t>
+            </w:r>
+          </w:p>
+        </w:tc>
+        <w:tc>
+          <w:tcPr>
+            <w:tcW w:type="dxa" w:w="4680"/>
+          </w:tcPr>
+          <w:p>
+            <w:pPr>
+              <w:spacing w:after="0"/>
+              <w:jc w:val="left"/>
+            </w:pPr>
+            <w:r>
+              <w:rPr>
+                <w:rFonts w:ascii="Microsoft YaHei" w:hAnsi="Microsoft YaHei" w:eastAsia="Microsoft YaHei"/>
+                <w:b w:val="0"/>
+                <w:sz w:val="19"/>
+              </w:rPr>
+              <w:t>镜像文件完整性校验清单。</w:t>
+            </w:r>
+          </w:p>
+        </w:tc>
+      </w:tr>
+      <w:tr>
+        <w:tc>
+          <w:tcPr>
+            <w:tcW w:type="dxa" w:w="4680"/>
+          </w:tcPr>
+          <w:p>
+            <w:pPr>
+              <w:spacing w:after="0"/>
+              <w:jc w:val="left"/>
+            </w:pPr>
+            <w:r>
+              <w:rPr>
+                <w:rFonts w:ascii="Microsoft YaHei" w:hAnsi="Microsoft YaHei" w:eastAsia="Microsoft YaHei"/>
+                <w:b w:val="0"/>
+                <w:sz w:val="19"/>
+              </w:rPr>
+              <w:t>docker-compose.yml</w:t>
+            </w:r>
+          </w:p>
+        </w:tc>
+        <w:tc>
+          <w:tcPr>
+            <w:tcW w:type="dxa" w:w="4680"/>
+          </w:tcPr>
+          <w:p>
+            <w:pPr>
+              <w:spacing w:after="0"/>
+              <w:jc w:val="left"/>
+            </w:pPr>
+            <w:r>
+              <w:rPr>
+                <w:rFonts w:ascii="Microsoft YaHei" w:hAnsi="Microsoft YaHei" w:eastAsia="Microsoft YaHei"/>
+                <w:b w:val="0"/>
+                <w:sz w:val="19"/>
+              </w:rPr>
+              <w:t>容器启动编排文件。</w:t>
+            </w:r>
+          </w:p>
+        </w:tc>
+      </w:tr>
+      <w:tr>
+        <w:tc>
+          <w:tcPr>
+            <w:tcW w:type="dxa" w:w="4680"/>
+          </w:tcPr>
+          <w:p>
+            <w:pPr>
+              <w:spacing w:after="0"/>
+              <w:jc w:val="left"/>
+            </w:pPr>
+            <w:r>
+              <w:rPr>
+                <w:rFonts w:ascii="Microsoft YaHei" w:hAnsi="Microsoft YaHei" w:eastAsia="Microsoft YaHei"/>
+                <w:b w:val="0"/>
+                <w:sz w:val="19"/>
+              </w:rPr>
+              <w:t>.env.example</w:t>
+            </w:r>
+          </w:p>
+        </w:tc>
+        <w:tc>
+          <w:tcPr>
+            <w:tcW w:type="dxa" w:w="4680"/>
+          </w:tcPr>
+          <w:p>
+            <w:pPr>
+              <w:spacing w:after="0"/>
+              <w:jc w:val="left"/>
+            </w:pPr>
+            <w:r>
+              <w:rPr>
+                <w:rFonts w:ascii="Microsoft YaHei" w:hAnsi="Microsoft YaHei" w:eastAsia="Microsoft YaHei"/>
+                <w:b w:val="0"/>
+                <w:sz w:val="19"/>
+              </w:rPr>
+              <w:t>离线服务器生成生产环境配置的模板。</w:t>
+            </w:r>
+          </w:p>
+        </w:tc>
+      </w:tr>
+    </w:tbl>
+    <w:p>
+      <w:r>
+        <w:br w:type="page"/>
+      </w:r>
+    </w:p>
+    <w:p>
+      <w:pPr>
+        <w:pStyle w:val="Heading2"/>
+      </w:pPr>
+      <w:r>
+        <w:t>16.3 在离线服务器导入、配置并启动</w:t>
+      </w:r>
+    </w:p>
+    <w:p>
+      <w:pPr>
+        <w:spacing w:after="80"/>
+      </w:pPr>
+      <w:r>
+        <w:t>将离线介质中的文件放入部署目录后执行：</w:t>
+      </w:r>
+    </w:p>
+    <w:p>
+      <w:pPr>
+        <w:spacing w:before="40" w:after="100"/>
+        <w:ind w:left="280"/>
+        <w:shd w:fill="F3F6F8"/>
+      </w:pPr>
+      <w:r>
+        <w:rPr>
+          <w:rFonts w:ascii="Courier New" w:hAnsi="Courier New"/>
+          <w:sz w:val="17"/>
+        </w:rPr>
+        <w:t>mkdir -p /opt/radar</w:t>
+        <w:br/>
+      </w:r>
+      <w:r>
+        <w:rPr>
+          <w:rFonts w:ascii="Courier New" w:hAnsi="Courier New"/>
+          <w:sz w:val="17"/>
+        </w:rPr>
+        <w:t>cd /opt/radar</w:t>
+        <w:br/>
+      </w:r>
+      <w:r>
+        <w:rPr>
+          <w:rFonts w:ascii="Courier New" w:hAnsi="Courier New"/>
+          <w:sz w:val="17"/>
+        </w:rPr>
+        <w:t>sha256sum -c SHA256SUMS</w:t>
+        <w:br/>
+      </w:r>
+      <w:r>
+        <w:rPr>
+          <w:rFonts w:ascii="Courier New" w:hAnsi="Courier New"/>
+          <w:sz w:val="17"/>
+        </w:rPr>
+        <w:t>docker load -i radar-image.tar</w:t>
+        <w:br/>
+      </w:r>
+      <w:r>
+        <w:rPr>
+          <w:rFonts w:ascii="Courier New" w:hAnsi="Courier New"/>
+          <w:sz w:val="17"/>
+        </w:rPr>
+        <w:t>cp .env.example .env</w:t>
+      </w:r>
+    </w:p>
+    <w:p>
+      <w:pPr>
+        <w:spacing w:after="80"/>
+      </w:pPr>
+      <w:r>
+        <w:t>编辑 .env，至少确认或修改以下配置。生产环境必须使用随机 JWT_SECRET 和强管理员密码：</w:t>
+      </w:r>
+    </w:p>
+    <w:p>
+      <w:pPr>
+        <w:spacing w:before="40" w:after="100"/>
+        <w:ind w:left="280"/>
+        <w:shd w:fill="F3F6F8"/>
+      </w:pPr>
+      <w:r>
+        <w:rPr>
+          <w:rFonts w:ascii="Courier New" w:hAnsi="Courier New"/>
+          <w:sz w:val="17"/>
+        </w:rPr>
+        <w:t>NODE_ENV=production</w:t>
+        <w:br/>
+      </w:r>
+      <w:r>
+        <w:rPr>
+          <w:rFonts w:ascii="Courier New" w:hAnsi="Courier New"/>
+          <w:sz w:val="17"/>
+        </w:rPr>
+        <w:t>RADAR_IMAGE=ghcr.io/2guan/radar:latest</w:t>
+        <w:br/>
+      </w:r>
+      <w:r>
+        <w:rPr>
+          <w:rFonts w:ascii="Courier New" w:hAnsi="Courier New"/>
+          <w:sz w:val="17"/>
+        </w:rPr>
+        <w:t>RADAR_HTTP_PORT=3510</w:t>
+        <w:br/>
+      </w:r>
+      <w:r>
+        <w:rPr>
+          <w:rFonts w:ascii="Courier New" w:hAnsi="Courier New"/>
+          <w:sz w:val="17"/>
+        </w:rPr>
+        <w:t>JWT_SECRET=替换为随机长字符串</w:t>
+        <w:br/>
+      </w:r>
+      <w:r>
+        <w:rPr>
+          <w:rFonts w:ascii="Courier New" w:hAnsi="Courier New"/>
+          <w:sz w:val="17"/>
+        </w:rPr>
+        <w:t>ADMIN_PASSWORD=替换为强密码</w:t>
+        <w:br/>
+      </w:r>
+      <w:r>
+        <w:rPr>
+          <w:rFonts w:ascii="Courier New" w:hAnsi="Courier New"/>
+          <w:sz w:val="17"/>
+        </w:rPr>
+        <w:t>DB_CLIENT=sqlite</w:t>
+        <w:br/>
+      </w:r>
+      <w:r>
+        <w:rPr>
+          <w:rFonts w:ascii="Courier New" w:hAnsi="Courier New"/>
+          <w:sz w:val="17"/>
+        </w:rPr>
+        <w:t>PAMS_BASE_URL=</w:t>
+        <w:br/>
+      </w:r>
+      <w:r>
+        <w:rPr>
+          <w:rFonts w:ascii="Courier New" w:hAnsi="Courier New"/>
+          <w:sz w:val="17"/>
+        </w:rPr>
+        <w:t>PAMS_API_KEY=</w:t>
+      </w:r>
+    </w:p>
+    <w:p>
+      <w:pPr>
+        <w:spacing w:after="80"/>
+      </w:pPr>
+      <w:r>
+        <w:t>随后启动服务：</w:t>
+      </w:r>
+    </w:p>
+    <w:p>
+      <w:pPr>
+        <w:spacing w:before="40" w:after="100"/>
+        <w:ind w:left="280"/>
+        <w:shd w:fill="F3F6F8"/>
+      </w:pPr>
+      <w:r>
+        <w:rPr>
+          <w:rFonts w:ascii="Courier New" w:hAnsi="Courier New"/>
+          <w:sz w:val="17"/>
+        </w:rPr>
+        <w:t>docker compose up -d --no-build</w:t>
+      </w:r>
+    </w:p>
+    <w:p>
+      <w:pPr>
+        <w:spacing w:after="80"/>
+      </w:pPr>
+      <w:r>
+        <w:t>离线环境必须使用 --no-build；该参数确保 Compose 不会尝试在目标服务器构建镜像或访问网络。SQLite 数据库和附件默认持久化到 ./RADARdata/data 与 ./RADARdata/attachments，请在升级或迁移前备份这两个目录。</w:t>
+      </w:r>
+    </w:p>
+    <w:p>
+      <w:pPr>
+        <w:pStyle w:val="Heading2"/>
+      </w:pPr>
+      <w:r>
+        <w:t>16.4 上线验证与注意事项</w:t>
+      </w:r>
+    </w:p>
+    <w:p>
+      <w:pPr>
+        <w:spacing w:after="80"/>
+      </w:pPr>
+      <w:r>
+        <w:t>启动后执行以下检查，并在浏览器访问 http://服务器IP:3510：</w:t>
+      </w:r>
+    </w:p>
+    <w:p>
+      <w:pPr>
+        <w:spacing w:before="40" w:after="100"/>
+        <w:ind w:left="280"/>
+        <w:shd w:fill="F3F6F8"/>
+      </w:pPr>
+      <w:r>
+        <w:rPr>
+          <w:rFonts w:ascii="Courier New" w:hAnsi="Courier New"/>
+          <w:sz w:val="17"/>
+        </w:rPr>
+        <w:t>docker compose ps</w:t>
+        <w:br/>
+      </w:r>
+      <w:r>
+        <w:rPr>
+          <w:rFonts w:ascii="Courier New" w:hAnsi="Courier New"/>
+          <w:sz w:val="17"/>
+        </w:rPr>
+        <w:t>docker compose logs -f radar</w:t>
+        <w:br/>
+      </w:r>
+      <w:r>
+        <w:rPr>
+          <w:rFonts w:ascii="Courier New" w:hAnsi="Courier New"/>
+          <w:sz w:val="17"/>
+        </w:rPr>
+        <w:t>curl http://127.0.0.1:3510/api/health</w:t>
+      </w:r>
+    </w:p>
+    <w:p>
+      <w:pPr>
+        <w:spacing w:after="80"/>
+      </w:pPr>
+      <w:r>
+        <w:t>健康检查返回 status=ok 即表示服务已启动。完全离线时无法使用依赖外部网络的 PAMS 问题同步功能，应保持 PAMS_BASE_URL 和 PAMS_API_KEY 为空；系统其余本地功能不受影响。</w:t>
+      </w:r>
+    </w:p>
     <w:sectPr>
       <w:headerReference w:type="default" r:id="rId9"/>
       <w:footerReference w:type="default" r:id="rId10"/>
